--- a/Collatio/13/3. Rúbrica/Rúbrica 13.docx
+++ b/Collatio/13/3. Rúbrica/Rúbrica 13.docx
@@ -5,7 +5,7 @@
     <w:p>
       <w:pPr>
         <w:rPr>
-          <w:rFonts w:ascii="Garamond" w:hAnsi="Garamond" w:cs="Times New Roman (Corps CS)"/>
+          <w:rFonts w:ascii="Brill" w:hAnsi="Brill" w:cs="Times New Roman (Corps CS)"/>
           <w:kern w:val="2"/>
           <w:lang w:val="es-ES"/>
           <w14:ligatures w14:val="standardContextual"/>
@@ -13,14 +13,14 @@
       </w:pPr>
       <w:r>
         <w:rPr>
-          <w:rFonts w:ascii="Garamond" w:hAnsi="Garamond"/>
+          <w:rFonts w:ascii="Brill" w:hAnsi="Brill"/>
           <w:lang w:val="es-ES"/>
         </w:rPr>
         <w:t xml:space="preserve">Capítulo </w:t>
       </w:r>
       <w:r>
         <w:rPr>
-          <w:rFonts w:ascii="Garamond" w:hAnsi="Garamond"/>
+          <w:rFonts w:ascii="Brill" w:hAnsi="Brill"/>
           <w:smallCaps/>
           <w:lang w:val="es-ES"/>
         </w:rPr>
@@ -28,7 +28,7 @@
       </w:r>
       <w:r>
         <w:rPr>
-          <w:rFonts w:ascii="Garamond" w:hAnsi="Garamond"/>
+          <w:rFonts w:ascii="Brill" w:hAnsi="Brill"/>
           <w:lang w:val="es-ES"/>
         </w:rPr>
         <w:t>. ¿</w:t>
@@ -37,7 +37,7 @@
     <w:p>
       <w:pPr>
         <w:rPr>
-          <w:rFonts w:ascii="Garamond" w:hAnsi="Garamond"/>
+          <w:rFonts w:ascii="Brill" w:hAnsi="Brill"/>
           <w:lang w:val="es-ES"/>
         </w:rPr>
       </w:pPr>
@@ -45,21 +45,21 @@
     <w:p>
       <w:pPr>
         <w:rPr>
-          <w:rFonts w:ascii="Garamond" w:hAnsi="Garamond"/>
+          <w:rFonts w:ascii="Brill" w:hAnsi="Brill"/>
           <w:color w:val="FF0000"/>
           <w:lang w:val="es-ES"/>
         </w:rPr>
       </w:pPr>
       <w:r>
         <w:rPr>
-          <w:rFonts w:ascii="Garamond" w:hAnsi="Garamond"/>
+          <w:rFonts w:ascii="Brill" w:hAnsi="Brill"/>
           <w:lang w:val="es-ES"/>
         </w:rPr>
         <w:t>A: 19rb</w:t>
       </w:r>
       <w:r>
         <w:rPr>
-          <w:rFonts w:ascii="Garamond" w:hAnsi="Garamond"/>
+          <w:rFonts w:ascii="Brill" w:hAnsi="Brill"/>
           <w:color w:val="FF0000"/>
           <w:lang w:val="es-ES"/>
         </w:rPr>
@@ -67,86 +67,72 @@
       </w:r>
       <w:r>
         <w:rPr>
-          <w:rFonts w:ascii="Garamond" w:hAnsi="Garamond"/>
-          <w:color w:val="FF0000"/>
-        </w:rPr>
-        <w:t>Cap</w:t>
-      </w:r>
-      <w:r>
-        <w:rPr>
-          <w:rFonts w:ascii="Garamond" w:hAnsi="Garamond"/>
-          <w:color w:val="FF0000"/>
+          <w:rFonts w:ascii="Brill" w:hAnsi="Brill"/>
+          <w:color w:val="FF0000"/>
+        </w:rPr>
+        <w:t>Capítulo</w:t>
+      </w:r>
+      <w:r>
+        <w:rPr>
+          <w:rFonts w:ascii="Brill" w:hAnsi="Brill"/>
+          <w:color w:val="FF0000"/>
+          <w:lang w:val="es-ES"/>
+        </w:rPr>
+        <w:t xml:space="preserve"> </w:t>
+      </w:r>
+      <w:r>
+        <w:rPr>
+          <w:rFonts w:ascii="Brill" w:hAnsi="Brill"/>
+          <w:smallCaps/>
+          <w:color w:val="FF0000"/>
+          <w:lang w:val="es-ES"/>
+        </w:rPr>
+        <w:t>xiii</w:t>
+      </w:r>
+      <w:r>
+        <w:rPr>
+          <w:rFonts w:ascii="Brill" w:hAnsi="Brill"/>
+          <w:smallCaps/>
+          <w:color w:val="FF0000"/>
+          <w:lang w:val="es-ES"/>
+        </w:rPr>
+        <w:t>.</w:t>
+      </w:r>
+      <w:r>
+        <w:rPr>
+          <w:rFonts w:ascii="Brill" w:hAnsi="Brill"/>
+          <w:color w:val="FF0000"/>
+          <w:lang w:val="es-ES"/>
+        </w:rPr>
+        <w:t xml:space="preserve"> </w:t>
+      </w:r>
+      <w:r>
+        <w:rPr>
+          <w:rFonts w:ascii="Brill" w:hAnsi="Brill"/>
+          <w:color w:val="FF0000"/>
+          <w:lang w:val="es-ES"/>
+        </w:rPr>
+        <w:t>¿Có</w:t>
+      </w:r>
+      <w:r>
+        <w:rPr>
+          <w:rFonts w:ascii="Brill" w:hAnsi="Brill"/>
+          <w:color w:val="FF0000"/>
+          <w:lang w:val="es-ES"/>
+        </w:rPr>
+        <w:t>mo pudo santa Mar</w:t>
+      </w:r>
+      <w:r>
+        <w:rPr>
+          <w:rFonts w:ascii="Brill" w:hAnsi="Brill"/>
+          <w:color w:val="FF0000"/>
+          <w:lang w:val="es-ES"/>
         </w:rPr>
         <w:t>í</w:t>
       </w:r>
       <w:r>
         <w:rPr>
-          <w:rFonts w:ascii="Garamond" w:hAnsi="Garamond"/>
-          <w:color w:val="FF0000"/>
-        </w:rPr>
-        <w:t>tulo</w:t>
-      </w:r>
-      <w:r>
-        <w:rPr>
-          <w:rFonts w:ascii="Garamond" w:hAnsi="Garamond"/>
-          <w:color w:val="FF0000"/>
-          <w:lang w:val="es-ES"/>
-        </w:rPr>
-        <w:t xml:space="preserve"> </w:t>
-      </w:r>
-      <w:r>
-        <w:rPr>
-          <w:rFonts w:ascii="Garamond" w:hAnsi="Garamond"/>
-          <w:smallCaps/>
-          <w:color w:val="FF0000"/>
-          <w:lang w:val="es-ES"/>
-        </w:rPr>
-        <w:t>xiii</w:t>
-      </w:r>
-      <w:r>
-        <w:rPr>
-          <w:rFonts w:ascii="Garamond" w:hAnsi="Garamond"/>
-          <w:smallCaps/>
-          <w:color w:val="FF0000"/>
-          <w:lang w:val="es-ES"/>
-        </w:rPr>
-        <w:t>.</w:t>
-      </w:r>
-      <w:r>
-        <w:rPr>
-          <w:rFonts w:ascii="Garamond" w:hAnsi="Garamond"/>
-          <w:color w:val="FF0000"/>
-          <w:lang w:val="es-ES"/>
-        </w:rPr>
-        <w:t xml:space="preserve"> </w:t>
-      </w:r>
-      <w:r>
-        <w:rPr>
-          <w:rFonts w:ascii="Garamond" w:hAnsi="Garamond"/>
-          <w:color w:val="FF0000"/>
-          <w:lang w:val="es-ES"/>
-        </w:rPr>
-        <w:t>¿Có</w:t>
-      </w:r>
-      <w:r>
-        <w:rPr>
-          <w:rFonts w:ascii="Garamond" w:hAnsi="Garamond"/>
-          <w:color w:val="FF0000"/>
-          <w:lang w:val="es-ES"/>
-        </w:rPr>
-        <w:t>mo pudo santa Mar</w:t>
-      </w:r>
-      <w:r>
-        <w:rPr>
-          <w:rFonts w:ascii="Garamond" w:hAnsi="Garamond"/>
-          <w:color w:val="FF0000"/>
-          <w:lang w:val="es-ES"/>
-        </w:rPr>
-        <w:t>í</w:t>
-      </w:r>
-      <w:r>
-        <w:rPr>
-          <w:rFonts w:ascii="Garamond" w:hAnsi="Garamond"/>
+          <w:rFonts w:ascii="Brill" w:hAnsi="Brill"/>
           <w:color w:val="FF0000"/>
           <w:lang w:val="es-ES"/>
         </w:rPr>
@@ -154,7 +140,7 @@
       </w:r>
       <w:r>
         <w:rPr>
-          <w:rFonts w:ascii="Garamond" w:hAnsi="Garamond"/>
+          <w:rFonts w:ascii="Brill" w:hAnsi="Brill"/>
           <w:color w:val="FF0000"/>
           <w:lang w:val="es-ES"/>
         </w:rPr>
@@ -162,7 +148,7 @@
       </w:r>
       <w:r>
         <w:rPr>
-          <w:rFonts w:ascii="Garamond" w:hAnsi="Garamond"/>
+          <w:rFonts w:ascii="Brill" w:hAnsi="Brill"/>
           <w:color w:val="FF0000"/>
           <w:lang w:val="es-ES"/>
         </w:rPr>
@@ -170,7 +156,7 @@
       </w:r>
       <w:r>
         <w:rPr>
-          <w:rFonts w:ascii="Garamond" w:hAnsi="Garamond"/>
+          <w:rFonts w:ascii="Brill" w:hAnsi="Brill"/>
           <w:color w:val="FF0000"/>
           <w:lang w:val="es-ES"/>
         </w:rPr>
@@ -180,7 +166,7 @@
     <w:p>
       <w:pPr>
         <w:rPr>
-          <w:rFonts w:ascii="Garamond" w:eastAsia="Calibri" w:hAnsi="Garamond" w:cs="Times New Roman (Corps CS)"/>
+          <w:rFonts w:ascii="Brill" w:eastAsia="Calibri" w:hAnsi="Brill" w:cs="Times New Roman (Corps CS)"/>
           <w:color w:val="FF0000"/>
           <w:kern w:val="2"/>
           <w:lang w:val="es-ES"/>
@@ -189,25 +175,16 @@
       </w:pPr>
       <w:r>
         <w:rPr>
-          <w:rFonts w:ascii="Garamond" w:eastAsia="Calibri" w:hAnsi="Garamond" w:cs="Times New Roman (Corps CS)"/>
-          <w:kern w:val="2"/>
-          <w:lang w:val="es-ES"/>
-          <w14:ligatures w14:val="standardContextual"/>
-        </w:rPr>
-        <w:t xml:space="preserve">B: </w:t>
-      </w:r>
-      <w:r>
-        <w:rPr>
-          <w:rFonts w:ascii="Garamond" w:eastAsia="Calibri" w:hAnsi="Garamond" w:cs="Times New Roman (Corps CS)"/>
-          <w:kern w:val="2"/>
-          <w:lang w:val="es-ES"/>
-          <w14:ligatures w14:val="standardContextual"/>
-        </w:rPr>
-        <w:t xml:space="preserve">1ra </w:t>
-      </w:r>
-      <w:r>
-        <w:rPr>
-          <w:rFonts w:ascii="Garamond" w:eastAsia="Calibri" w:hAnsi="Garamond" w:cs="Times New Roman (Corps CS)"/>
+          <w:rFonts w:ascii="Brill" w:eastAsia="Calibri" w:hAnsi="Brill" w:cs="Times New Roman (Corps CS)"/>
+          <w:kern w:val="2"/>
+          <w:lang w:val="es-ES"/>
+          <w14:ligatures w14:val="standardContextual"/>
+        </w:rPr>
+        <w:t xml:space="preserve">B: 1ra </w:t>
+      </w:r>
+      <w:r>
+        <w:rPr>
+          <w:rFonts w:ascii="Brill" w:eastAsia="Calibri" w:hAnsi="Brill" w:cs="Times New Roman (Corps CS)"/>
           <w:color w:val="FF0000"/>
           <w:kern w:val="2"/>
           <w:lang w:val="es-ES"/>
@@ -217,7 +194,7 @@
       </w:r>
       <w:r>
         <w:rPr>
-          <w:rFonts w:ascii="Garamond" w:eastAsia="Calibri" w:hAnsi="Garamond" w:cs="Times New Roman (Corps CS)"/>
+          <w:rFonts w:ascii="Brill" w:eastAsia="Calibri" w:hAnsi="Brill" w:cs="Times New Roman (Corps CS)"/>
           <w:smallCaps/>
           <w:color w:val="FF0000"/>
           <w:kern w:val="2"/>
@@ -228,7 +205,7 @@
       </w:r>
       <w:r>
         <w:rPr>
-          <w:rFonts w:ascii="Garamond" w:eastAsia="Calibri" w:hAnsi="Garamond" w:cs="Times New Roman (Corps CS)"/>
+          <w:rFonts w:ascii="Brill" w:eastAsia="Calibri" w:hAnsi="Brill" w:cs="Times New Roman (Corps CS)"/>
           <w:color w:val="FF0000"/>
           <w:kern w:val="2"/>
           <w:lang w:val="es-ES"/>
@@ -240,7 +217,7 @@
     <w:p>
       <w:pPr>
         <w:rPr>
-          <w:rFonts w:ascii="Garamond" w:eastAsia="Calibri" w:hAnsi="Garamond" w:cs="Times New Roman (Corps CS)"/>
+          <w:rFonts w:ascii="Brill" w:eastAsia="Calibri" w:hAnsi="Brill" w:cs="Times New Roman (Corps CS)"/>
           <w:color w:val="FF0000"/>
           <w:kern w:val="2"/>
           <w:lang w:val="es-ES"/>
@@ -249,25 +226,16 @@
       </w:pPr>
       <w:r>
         <w:rPr>
-          <w:rFonts w:ascii="Garamond" w:eastAsia="Calibri" w:hAnsi="Garamond" w:cs="Times New Roman (Corps CS)"/>
-          <w:kern w:val="2"/>
-          <w:lang w:val="es-ES"/>
-          <w14:ligatures w14:val="standardContextual"/>
-        </w:rPr>
-        <w:t xml:space="preserve">B: </w:t>
-      </w:r>
-      <w:r>
-        <w:rPr>
-          <w:rFonts w:ascii="Garamond" w:eastAsia="Calibri" w:hAnsi="Garamond" w:cs="Times New Roman (Corps CS)"/>
-          <w:kern w:val="2"/>
-          <w:lang w:val="es-ES"/>
-          <w14:ligatures w14:val="standardContextual"/>
-        </w:rPr>
-        <w:t>15ra</w:t>
-      </w:r>
-      <w:r>
-        <w:rPr>
-          <w:rFonts w:ascii="Garamond" w:eastAsia="Calibri" w:hAnsi="Garamond" w:cs="Times New Roman (Corps CS)"/>
+          <w:rFonts w:ascii="Brill" w:eastAsia="Calibri" w:hAnsi="Brill" w:cs="Times New Roman (Corps CS)"/>
+          <w:kern w:val="2"/>
+          <w:lang w:val="es-ES"/>
+          <w14:ligatures w14:val="standardContextual"/>
+        </w:rPr>
+        <w:t>B: 15ra</w:t>
+      </w:r>
+      <w:r>
+        <w:rPr>
+          <w:rFonts w:ascii="Brill" w:eastAsia="Calibri" w:hAnsi="Brill" w:cs="Times New Roman (Corps CS)"/>
           <w:color w:val="FF0000"/>
           <w:kern w:val="2"/>
           <w:lang w:val="es-ES"/>
@@ -277,7 +245,7 @@
       </w:r>
       <w:r>
         <w:rPr>
-          <w:rFonts w:ascii="Garamond" w:eastAsia="Calibri" w:hAnsi="Garamond" w:cs="Times New Roman (Corps CS)"/>
+          <w:rFonts w:ascii="Brill" w:eastAsia="Calibri" w:hAnsi="Brill" w:cs="Times New Roman (Corps CS)"/>
           <w:smallCaps/>
           <w:color w:val="FF0000"/>
           <w:kern w:val="2"/>
@@ -288,7 +256,7 @@
       </w:r>
       <w:r>
         <w:rPr>
-          <w:rFonts w:ascii="Garamond" w:eastAsia="Calibri" w:hAnsi="Garamond" w:cs="Times New Roman (Corps CS)"/>
+          <w:rFonts w:ascii="Brill" w:eastAsia="Calibri" w:hAnsi="Brill" w:cs="Times New Roman (Corps CS)"/>
           <w:color w:val="FF0000"/>
           <w:kern w:val="2"/>
           <w:lang w:val="es-ES"/>
@@ -300,137 +268,117 @@
     <w:p>
       <w:pPr>
         <w:rPr>
-          <w:rFonts w:ascii="Garamond" w:hAnsi="Garamond"/>
+          <w:rFonts w:ascii="Brill" w:hAnsi="Brill"/>
           <w:color w:val="FF0000"/>
           <w:lang w:val="es-ES"/>
         </w:rPr>
       </w:pPr>
       <w:r>
         <w:rPr>
-          <w:rFonts w:ascii="Garamond" w:hAnsi="Garamond"/>
+          <w:rFonts w:ascii="Brill" w:hAnsi="Brill"/>
           <w:lang w:val="es-ES"/>
         </w:rPr>
         <w:t xml:space="preserve">C: </w:t>
       </w:r>
       <w:r>
         <w:rPr>
-          <w:rFonts w:ascii="Garamond" w:hAnsi="Garamond"/>
-        </w:rPr>
-        <w:t>1v</w:t>
-      </w:r>
-      <w:r>
-        <w:rPr>
-          <w:rFonts w:ascii="Garamond" w:hAnsi="Garamond"/>
+          <w:rFonts w:ascii="Brill" w:hAnsi="Brill"/>
+        </w:rPr>
+        <w:t xml:space="preserve">1v </w:t>
+      </w:r>
+      <w:r>
+        <w:rPr>
+          <w:rFonts w:ascii="Brill" w:hAnsi="Brill"/>
+          <w:color w:val="FF0000"/>
+        </w:rPr>
+        <w:t>Capítulo</w:t>
+      </w:r>
+      <w:r>
+        <w:rPr>
+          <w:rFonts w:ascii="Brill" w:hAnsi="Brill"/>
+          <w:color w:val="FF0000"/>
+          <w:lang w:val="es-ES"/>
         </w:rPr>
         <w:t xml:space="preserve"> </w:t>
       </w:r>
       <w:r>
         <w:rPr>
-          <w:rFonts w:ascii="Garamond" w:hAnsi="Garamond"/>
-          <w:color w:val="FF0000"/>
-        </w:rPr>
-        <w:t>Cap</w:t>
-      </w:r>
-      <w:r>
-        <w:rPr>
-          <w:rFonts w:ascii="Garamond" w:hAnsi="Garamond"/>
+          <w:rFonts w:ascii="Brill" w:hAnsi="Brill"/>
+          <w:smallCaps/>
+          <w:color w:val="FF0000"/>
+        </w:rPr>
+        <w:t>x</w:t>
+      </w:r>
+      <w:r>
+        <w:rPr>
+          <w:rFonts w:ascii="Brill" w:hAnsi="Brill"/>
+          <w:smallCaps/>
+          <w:color w:val="FF0000"/>
+          <w:lang w:val="es-ES"/>
+        </w:rPr>
+        <w:t>i</w:t>
+      </w:r>
+      <w:r>
+        <w:rPr>
+          <w:rFonts w:ascii="Brill" w:hAnsi="Brill"/>
+          <w:smallCaps/>
+          <w:color w:val="FF0000"/>
+        </w:rPr>
+        <w:t>x</w:t>
+      </w:r>
+      <w:r>
+        <w:rPr>
+          <w:rFonts w:ascii="Brill" w:hAnsi="Brill"/>
+          <w:color w:val="FF0000"/>
+        </w:rPr>
+        <w:t xml:space="preserve">. </w:t>
+      </w:r>
+      <w:r>
+        <w:rPr>
+          <w:rFonts w:ascii="Brill" w:hAnsi="Brill"/>
+          <w:color w:val="FF0000"/>
+          <w:lang w:val="es-ES"/>
+        </w:rPr>
+        <w:t>¿Có</w:t>
+      </w:r>
+      <w:r>
+        <w:rPr>
+          <w:rFonts w:ascii="Brill" w:hAnsi="Brill"/>
+          <w:color w:val="FF0000"/>
+        </w:rPr>
+        <w:t>mo pudo santa Mar</w:t>
+      </w:r>
+      <w:r>
+        <w:rPr>
+          <w:rFonts w:ascii="Brill" w:hAnsi="Brill"/>
           <w:color w:val="FF0000"/>
         </w:rPr>
         <w:t>í</w:t>
       </w:r>
       <w:r>
         <w:rPr>
-          <w:rFonts w:ascii="Garamond" w:hAnsi="Garamond"/>
-          <w:color w:val="FF0000"/>
-        </w:rPr>
-        <w:t>tulo</w:t>
-      </w:r>
-      <w:r>
-        <w:rPr>
-          <w:rFonts w:ascii="Garamond" w:hAnsi="Garamond"/>
-          <w:color w:val="FF0000"/>
-          <w:lang w:val="es-ES"/>
-        </w:rPr>
-        <w:t xml:space="preserve"> </w:t>
-      </w:r>
-      <w:r>
-        <w:rPr>
-          <w:rFonts w:ascii="Garamond" w:hAnsi="Garamond"/>
-          <w:smallCaps/>
-          <w:color w:val="FF0000"/>
-        </w:rPr>
-        <w:t>x</w:t>
-      </w:r>
-      <w:r>
-        <w:rPr>
-          <w:rFonts w:ascii="Garamond" w:hAnsi="Garamond"/>
-          <w:smallCaps/>
-          <w:color w:val="FF0000"/>
-          <w:lang w:val="es-ES"/>
-        </w:rPr>
-        <w:t>i</w:t>
-      </w:r>
-      <w:r>
-        <w:rPr>
-          <w:rFonts w:ascii="Garamond" w:hAnsi="Garamond"/>
-          <w:smallCaps/>
-          <w:color w:val="FF0000"/>
-        </w:rPr>
-        <w:t>x</w:t>
-      </w:r>
-      <w:r>
-        <w:rPr>
-          <w:rFonts w:ascii="Garamond" w:hAnsi="Garamond"/>
-          <w:color w:val="FF0000"/>
-        </w:rPr>
-        <w:t xml:space="preserve">. </w:t>
-      </w:r>
-      <w:r>
-        <w:rPr>
-          <w:rFonts w:ascii="Garamond" w:hAnsi="Garamond"/>
-          <w:color w:val="FF0000"/>
-          <w:lang w:val="es-ES"/>
-        </w:rPr>
-        <w:t>¿Có</w:t>
-      </w:r>
-      <w:r>
-        <w:rPr>
-          <w:rFonts w:ascii="Garamond" w:hAnsi="Garamond"/>
-          <w:color w:val="FF0000"/>
-        </w:rPr>
-        <w:t>mo pudo santa Mar</w:t>
-      </w:r>
-      <w:r>
-        <w:rPr>
-          <w:rFonts w:ascii="Garamond" w:hAnsi="Garamond"/>
-          <w:color w:val="FF0000"/>
-        </w:rPr>
-        <w:t>í</w:t>
-      </w:r>
-      <w:r>
-        <w:rPr>
-          <w:rFonts w:ascii="Garamond" w:hAnsi="Garamond"/>
+          <w:rFonts w:ascii="Brill" w:hAnsi="Brill"/>
           <w:color w:val="FF0000"/>
         </w:rPr>
         <w:t>a fincar virgen despu</w:t>
       </w:r>
       <w:r>
         <w:rPr>
-          <w:rFonts w:ascii="Garamond" w:hAnsi="Garamond"/>
+          <w:rFonts w:ascii="Brill" w:hAnsi="Brill"/>
           <w:color w:val="FF0000"/>
         </w:rPr>
         <w:t>é</w:t>
       </w:r>
       <w:r>
         <w:rPr>
-          <w:rFonts w:ascii="Garamond" w:hAnsi="Garamond"/>
+          <w:rFonts w:ascii="Brill" w:hAnsi="Brill"/>
           <w:color w:val="FF0000"/>
         </w:rPr>
         <w:t>s del parto</w:t>
       </w:r>
       <w:r>
         <w:rPr>
-          <w:rFonts w:ascii="Garamond" w:hAnsi="Garamond"/>
+          <w:rFonts w:ascii="Brill" w:hAnsi="Brill"/>
           <w:color w:val="FF0000"/>
           <w:lang w:val="es-ES"/>
         </w:rPr>
@@ -440,62 +388,42 @@
     <w:p>
       <w:pPr>
         <w:rPr>
-          <w:rFonts w:ascii="Garamond" w:hAnsi="Garamond"/>
+          <w:rFonts w:ascii="Brill" w:hAnsi="Brill"/>
           <w:color w:val="FF0000"/>
           <w:lang w:val="es-ES"/>
         </w:rPr>
       </w:pPr>
       <w:r>
         <w:rPr>
-          <w:rFonts w:ascii="Garamond" w:hAnsi="Garamond"/>
+          <w:rFonts w:ascii="Brill" w:hAnsi="Brill"/>
           <w:lang w:val="es-ES"/>
         </w:rPr>
         <w:t xml:space="preserve">C: </w:t>
       </w:r>
       <w:r>
         <w:rPr>
-          <w:rFonts w:ascii="Garamond" w:hAnsi="Garamond"/>
-        </w:rPr>
-        <w:t>33v</w:t>
-      </w:r>
-      <w:r>
-        <w:rPr>
-          <w:rFonts w:ascii="Garamond" w:hAnsi="Garamond"/>
+          <w:rFonts w:ascii="Brill" w:hAnsi="Brill"/>
+        </w:rPr>
+        <w:t xml:space="preserve">33v </w:t>
+      </w:r>
+      <w:r>
+        <w:rPr>
+          <w:rFonts w:ascii="Brill" w:hAnsi="Brill"/>
+          <w:color w:val="FF0000"/>
+        </w:rPr>
+        <w:t>Capítulo</w:t>
+      </w:r>
+      <w:r>
+        <w:rPr>
+          <w:rFonts w:ascii="Brill" w:hAnsi="Brill"/>
+          <w:color w:val="FF0000"/>
+          <w:lang w:val="es-ES"/>
         </w:rPr>
         <w:t xml:space="preserve"> </w:t>
       </w:r>
       <w:r>
         <w:rPr>
-          <w:rFonts w:ascii="Garamond" w:hAnsi="Garamond"/>
-          <w:color w:val="FF0000"/>
-        </w:rPr>
-        <w:t>Cap</w:t>
-      </w:r>
-      <w:r>
-        <w:rPr>
-          <w:rFonts w:ascii="Garamond" w:hAnsi="Garamond"/>
-          <w:color w:val="FF0000"/>
-        </w:rPr>
-        <w:t>í</w:t>
-      </w:r>
-      <w:r>
-        <w:rPr>
-          <w:rFonts w:ascii="Garamond" w:hAnsi="Garamond"/>
-          <w:color w:val="FF0000"/>
-        </w:rPr>
-        <w:t>tulo</w:t>
-      </w:r>
-      <w:r>
-        <w:rPr>
-          <w:rFonts w:ascii="Garamond" w:hAnsi="Garamond"/>
-          <w:color w:val="FF0000"/>
-          <w:lang w:val="es-ES"/>
-        </w:rPr>
-        <w:t xml:space="preserve"> </w:t>
-      </w:r>
-      <w:r>
-        <w:rPr>
-          <w:rFonts w:ascii="Garamond" w:hAnsi="Garamond"/>
+          <w:rFonts w:ascii="Brill" w:hAnsi="Brill"/>
           <w:smallCaps/>
           <w:color w:val="FF0000"/>
         </w:rPr>
@@ -503,7 +431,7 @@
       </w:r>
       <w:r>
         <w:rPr>
-          <w:rFonts w:ascii="Garamond" w:hAnsi="Garamond"/>
+          <w:rFonts w:ascii="Brill" w:hAnsi="Brill"/>
           <w:smallCaps/>
           <w:color w:val="FF0000"/>
           <w:lang w:val="es-ES"/>
@@ -512,7 +440,7 @@
       </w:r>
       <w:r>
         <w:rPr>
-          <w:rFonts w:ascii="Garamond" w:hAnsi="Garamond"/>
+          <w:rFonts w:ascii="Brill" w:hAnsi="Brill"/>
           <w:smallCaps/>
           <w:color w:val="FF0000"/>
         </w:rPr>
@@ -520,14 +448,14 @@
       </w:r>
       <w:r>
         <w:rPr>
-          <w:rFonts w:ascii="Garamond" w:hAnsi="Garamond"/>
+          <w:rFonts w:ascii="Brill" w:hAnsi="Brill"/>
           <w:color w:val="FF0000"/>
         </w:rPr>
         <w:t xml:space="preserve">. </w:t>
       </w:r>
       <w:r>
         <w:rPr>
-          <w:rFonts w:ascii="Garamond" w:hAnsi="Garamond"/>
+          <w:rFonts w:ascii="Brill" w:hAnsi="Brill"/>
           <w:color w:val="FF0000"/>
           <w:lang w:val="es-ES"/>
         </w:rPr>
@@ -535,42 +463,14 @@
       </w:r>
       <w:r>
         <w:rPr>
-          <w:rFonts w:ascii="Garamond" w:hAnsi="Garamond"/>
-          <w:color w:val="FF0000"/>
-        </w:rPr>
-        <w:t>mo pudo santa Mar</w:t>
-      </w:r>
-      <w:r>
-        <w:rPr>
-          <w:rFonts w:ascii="Garamond" w:hAnsi="Garamond"/>
-          <w:color w:val="FF0000"/>
-        </w:rPr>
-        <w:t>í</w:t>
-      </w:r>
-      <w:r>
-        <w:rPr>
-          <w:rFonts w:ascii="Garamond" w:hAnsi="Garamond"/>
-          <w:color w:val="FF0000"/>
-        </w:rPr>
-        <w:t>a fincar virgen despu</w:t>
-      </w:r>
-      <w:r>
-        <w:rPr>
-          <w:rFonts w:ascii="Garamond" w:hAnsi="Garamond"/>
-          <w:color w:val="FF0000"/>
-        </w:rPr>
-        <w:t>é</w:t>
-      </w:r>
-      <w:r>
-        <w:rPr>
-          <w:rFonts w:ascii="Garamond" w:hAnsi="Garamond"/>
-          <w:color w:val="FF0000"/>
-        </w:rPr>
-        <w:t>s del parto</w:t>
-      </w:r>
-      <w:r>
-        <w:rPr>
-          <w:rFonts w:ascii="Garamond" w:hAnsi="Garamond"/>
+          <w:rFonts w:ascii="Brill" w:hAnsi="Brill"/>
+          <w:color w:val="FF0000"/>
+        </w:rPr>
+        <w:t>mo pudo santa María fincar virgen después del parto</w:t>
+      </w:r>
+      <w:r>
+        <w:rPr>
+          <w:rFonts w:ascii="Brill" w:hAnsi="Brill"/>
           <w:color w:val="FF0000"/>
           <w:lang w:val="es-ES"/>
         </w:rPr>
@@ -580,33 +480,33 @@
     <w:p>
       <w:pPr>
         <w:rPr>
-          <w:rFonts w:ascii="Garamond" w:hAnsi="Garamond"/>
+          <w:rFonts w:ascii="Brill" w:hAnsi="Brill"/>
           <w:color w:val="FF0000"/>
         </w:rPr>
       </w:pPr>
       <w:r>
         <w:rPr>
-          <w:rFonts w:ascii="Garamond" w:hAnsi="Garamond"/>
+          <w:rFonts w:ascii="Brill" w:hAnsi="Brill"/>
           <w:lang w:val="es-ES"/>
         </w:rPr>
         <w:t xml:space="preserve">D: </w:t>
       </w:r>
       <w:r>
         <w:rPr>
-          <w:rFonts w:ascii="Garamond" w:hAnsi="Garamond"/>
+          <w:rFonts w:ascii="Brill" w:hAnsi="Brill"/>
         </w:rPr>
         <w:t>117r</w:t>
       </w:r>
       <w:r>
         <w:rPr>
-          <w:rFonts w:ascii="Garamond" w:hAnsi="Garamond"/>
+          <w:rFonts w:ascii="Brill" w:hAnsi="Brill"/>
           <w:lang w:val="es-ES"/>
         </w:rPr>
         <w:t>a</w:t>
       </w:r>
       <w:r>
         <w:rPr>
-          <w:rFonts w:ascii="Garamond" w:hAnsi="Garamond"/>
+          <w:rFonts w:ascii="Brill" w:hAnsi="Brill"/>
           <w:color w:val="FF0000"/>
           <w:lang w:val="es-ES"/>
         </w:rPr>
@@ -614,59 +514,38 @@
       </w:r>
       <w:r>
         <w:rPr>
-          <w:rFonts w:ascii="Garamond" w:hAnsi="Garamond"/>
-          <w:color w:val="FF0000"/>
-        </w:rPr>
-        <w:t>Cap</w:t>
-      </w:r>
-      <w:r>
-        <w:rPr>
-          <w:rFonts w:ascii="Garamond" w:hAnsi="Garamond"/>
-          <w:color w:val="FF0000"/>
-        </w:rPr>
-        <w:t>í</w:t>
-      </w:r>
-      <w:r>
-        <w:rPr>
-          <w:rFonts w:ascii="Garamond" w:hAnsi="Garamond"/>
-          <w:color w:val="FF0000"/>
-        </w:rPr>
-        <w:t>tulo</w:t>
-      </w:r>
-      <w:r>
-        <w:rPr>
-          <w:rFonts w:ascii="Garamond" w:hAnsi="Garamond"/>
+          <w:rFonts w:ascii="Brill" w:hAnsi="Brill"/>
+          <w:color w:val="FF0000"/>
+        </w:rPr>
+        <w:t xml:space="preserve">Capítulo </w:t>
+      </w:r>
+      <w:r>
+        <w:rPr>
+          <w:rFonts w:ascii="Brill" w:hAnsi="Brill"/>
+          <w:smallCaps/>
+          <w:color w:val="FF0000"/>
+        </w:rPr>
+        <w:t>xxxv</w:t>
+      </w:r>
+      <w:r>
+        <w:rPr>
+          <w:rFonts w:ascii="Brill" w:hAnsi="Brill"/>
+          <w:smallCaps/>
+          <w:color w:val="FF0000"/>
+          <w:lang w:val="es-ES"/>
+        </w:rPr>
+        <w:t>.</w:t>
+      </w:r>
+      <w:r>
+        <w:rPr>
+          <w:rFonts w:ascii="Brill" w:hAnsi="Brill"/>
           <w:color w:val="FF0000"/>
         </w:rPr>
         <w:t xml:space="preserve"> </w:t>
       </w:r>
       <w:r>
         <w:rPr>
-          <w:rFonts w:ascii="Garamond" w:hAnsi="Garamond"/>
-          <w:smallCaps/>
-          <w:color w:val="FF0000"/>
-        </w:rPr>
-        <w:t>xxxv</w:t>
-      </w:r>
-      <w:r>
-        <w:rPr>
-          <w:rFonts w:ascii="Garamond" w:hAnsi="Garamond"/>
-          <w:smallCaps/>
-          <w:color w:val="FF0000"/>
-          <w:lang w:val="es-ES"/>
-        </w:rPr>
-        <w:t>.</w:t>
-      </w:r>
-      <w:r>
-        <w:rPr>
-          <w:rFonts w:ascii="Garamond" w:hAnsi="Garamond"/>
-          <w:color w:val="FF0000"/>
-        </w:rPr>
-        <w:t xml:space="preserve"> </w:t>
-      </w:r>
-      <w:r>
-        <w:rPr>
-          <w:rFonts w:ascii="Garamond" w:hAnsi="Garamond"/>
+          <w:rFonts w:ascii="Brill" w:hAnsi="Brill"/>
           <w:color w:val="FF0000"/>
           <w:lang w:val="es-ES"/>
         </w:rPr>
@@ -674,70 +553,56 @@
       </w:r>
       <w:r>
         <w:rPr>
-          <w:rFonts w:ascii="Garamond" w:hAnsi="Garamond"/>
+          <w:rFonts w:ascii="Brill" w:hAnsi="Brill"/>
           <w:color w:val="FF0000"/>
         </w:rPr>
         <w:t>e c</w:t>
       </w:r>
       <w:r>
         <w:rPr>
-          <w:rFonts w:ascii="Garamond" w:hAnsi="Garamond"/>
+          <w:rFonts w:ascii="Brill" w:hAnsi="Brill"/>
           <w:color w:val="FF0000"/>
         </w:rPr>
         <w:t>ó</w:t>
       </w:r>
       <w:r>
         <w:rPr>
-          <w:rFonts w:ascii="Garamond" w:hAnsi="Garamond"/>
+          <w:rFonts w:ascii="Brill" w:hAnsi="Brill"/>
           <w:color w:val="FF0000"/>
         </w:rPr>
         <w:t xml:space="preserve">mo pudo santa </w:t>
       </w:r>
       <w:r>
         <w:rPr>
-          <w:rFonts w:ascii="Garamond" w:hAnsi="Garamond"/>
-          <w:color w:val="FF0000"/>
-        </w:rPr>
-        <w:t>Mar</w:t>
-      </w:r>
-      <w:r>
-        <w:rPr>
-          <w:rFonts w:ascii="Garamond" w:hAnsi="Garamond"/>
-          <w:color w:val="FF0000"/>
-        </w:rPr>
-        <w:t>í</w:t>
-      </w:r>
-      <w:r>
-        <w:rPr>
-          <w:rFonts w:ascii="Garamond" w:hAnsi="Garamond"/>
-          <w:color w:val="FF0000"/>
-        </w:rPr>
-        <w:t xml:space="preserve">a </w:t>
-      </w:r>
-      <w:r>
-        <w:rPr>
-          <w:rFonts w:ascii="Garamond" w:hAnsi="Garamond"/>
+          <w:rFonts w:ascii="Brill" w:hAnsi="Brill"/>
+          <w:color w:val="FF0000"/>
+        </w:rPr>
+        <w:t xml:space="preserve">María </w:t>
+      </w:r>
+      <w:r>
+        <w:rPr>
+          <w:rFonts w:ascii="Brill" w:hAnsi="Brill"/>
           <w:color w:val="FF0000"/>
         </w:rPr>
         <w:t>fincar virgo despu</w:t>
       </w:r>
       <w:r>
         <w:rPr>
-          <w:rFonts w:ascii="Garamond" w:hAnsi="Garamond"/>
+          <w:rFonts w:ascii="Brill" w:hAnsi="Brill"/>
           <w:color w:val="FF0000"/>
         </w:rPr>
         <w:t>é</w:t>
       </w:r>
       <w:r>
         <w:rPr>
-          <w:rFonts w:ascii="Garamond" w:hAnsi="Garamond"/>
+          <w:rFonts w:ascii="Brill" w:hAnsi="Brill"/>
           <w:color w:val="FF0000"/>
         </w:rPr>
         <w:t>s qu</w:t>
       </w:r>
       <w:r>
         <w:rPr>
-          <w:rFonts w:ascii="Garamond" w:hAnsi="Garamond"/>
+          <w:rFonts w:ascii="Brill" w:hAnsi="Brill"/>
           <w:color w:val="FF0000"/>
           <w:lang w:val="es-ES"/>
         </w:rPr>
@@ -745,14 +610,14 @@
       </w:r>
       <w:r>
         <w:rPr>
-          <w:rFonts w:ascii="Garamond" w:hAnsi="Garamond"/>
+          <w:rFonts w:ascii="Brill" w:hAnsi="Brill"/>
           <w:color w:val="FF0000"/>
         </w:rPr>
         <w:t xml:space="preserve">el </w:t>
       </w:r>
       <w:r>
         <w:rPr>
-          <w:rFonts w:ascii="Garamond" w:hAnsi="Garamond"/>
+          <w:rFonts w:ascii="Brill" w:hAnsi="Brill"/>
           <w:color w:val="FF0000"/>
           <w:lang w:val="es-ES"/>
         </w:rPr>
@@ -760,14 +625,14 @@
       </w:r>
       <w:r>
         <w:rPr>
-          <w:rFonts w:ascii="Garamond" w:hAnsi="Garamond"/>
+          <w:rFonts w:ascii="Brill" w:hAnsi="Brill"/>
           <w:color w:val="FF0000"/>
         </w:rPr>
         <w:t xml:space="preserve">uestro </w:t>
       </w:r>
       <w:r>
         <w:rPr>
-          <w:rFonts w:ascii="Garamond" w:hAnsi="Garamond"/>
+          <w:rFonts w:ascii="Brill" w:hAnsi="Brill"/>
           <w:color w:val="FF0000"/>
           <w:lang w:val="es-ES"/>
         </w:rPr>
@@ -775,7 +640,7 @@
       </w:r>
       <w:r>
         <w:rPr>
-          <w:rFonts w:ascii="Garamond" w:hAnsi="Garamond"/>
+          <w:rFonts w:ascii="Brill" w:hAnsi="Brill"/>
           <w:color w:val="FF0000"/>
         </w:rPr>
         <w:t>eñor quiso nacer d ella</w:t>
@@ -784,54 +649,33 @@
     <w:p>
       <w:pPr>
         <w:rPr>
-          <w:rFonts w:ascii="Garamond" w:hAnsi="Garamond"/>
+          <w:rFonts w:ascii="Brill" w:hAnsi="Brill"/>
           <w:color w:val="FF0000"/>
         </w:rPr>
       </w:pPr>
       <w:r>
         <w:rPr>
-          <w:rFonts w:ascii="Garamond" w:hAnsi="Garamond"/>
+          <w:rFonts w:ascii="Brill" w:hAnsi="Brill"/>
         </w:rPr>
         <w:t>E: 62va</w:t>
       </w:r>
       <w:r>
         <w:rPr>
-          <w:rFonts w:ascii="Garamond" w:hAnsi="Garamond"/>
+          <w:rFonts w:ascii="Brill" w:hAnsi="Brill"/>
           <w:color w:val="FF0000"/>
         </w:rPr>
         <w:t xml:space="preserve"> </w:t>
       </w:r>
       <w:r>
         <w:rPr>
-          <w:rFonts w:ascii="Garamond" w:hAnsi="Garamond"/>
-          <w:color w:val="FF0000"/>
-        </w:rPr>
-        <w:t>Cap</w:t>
-      </w:r>
-      <w:r>
-        <w:rPr>
-          <w:rFonts w:ascii="Garamond" w:hAnsi="Garamond"/>
-          <w:color w:val="FF0000"/>
-        </w:rPr>
-        <w:t>í</w:t>
-      </w:r>
-      <w:r>
-        <w:rPr>
-          <w:rFonts w:ascii="Garamond" w:hAnsi="Garamond"/>
-          <w:color w:val="FF0000"/>
-        </w:rPr>
-        <w:t>tulo</w:t>
-      </w:r>
-      <w:r>
-        <w:rPr>
-          <w:rFonts w:ascii="Garamond" w:hAnsi="Garamond"/>
-          <w:color w:val="FF0000"/>
-        </w:rPr>
-        <w:t xml:space="preserve"> </w:t>
-      </w:r>
-      <w:r>
-        <w:rPr>
-          <w:rFonts w:ascii="Garamond" w:hAnsi="Garamond"/>
+          <w:rFonts w:ascii="Brill" w:hAnsi="Brill"/>
+          <w:color w:val="FF0000"/>
+        </w:rPr>
+        <w:t xml:space="preserve">Capítulo </w:t>
+      </w:r>
+      <w:r>
+        <w:rPr>
+          <w:rFonts w:ascii="Brill" w:hAnsi="Brill"/>
           <w:smallCaps/>
           <w:color w:val="FF0000"/>
         </w:rPr>
@@ -839,14 +683,14 @@
       </w:r>
       <w:r>
         <w:rPr>
-          <w:rFonts w:ascii="Garamond" w:hAnsi="Garamond"/>
+          <w:rFonts w:ascii="Brill" w:hAnsi="Brill"/>
           <w:color w:val="FF0000"/>
         </w:rPr>
         <w:t xml:space="preserve">. </w:t>
       </w:r>
       <w:r>
         <w:rPr>
-          <w:rFonts w:ascii="Garamond" w:hAnsi="Garamond"/>
+          <w:rFonts w:ascii="Brill" w:hAnsi="Brill"/>
           <w:color w:val="FF0000"/>
           <w:lang w:val="es-ES"/>
         </w:rPr>
@@ -854,149 +698,107 @@
       </w:r>
       <w:r>
         <w:rPr>
-          <w:rFonts w:ascii="Garamond" w:hAnsi="Garamond"/>
+          <w:rFonts w:ascii="Brill" w:hAnsi="Brill"/>
           <w:color w:val="FF0000"/>
         </w:rPr>
         <w:t xml:space="preserve">emanda </w:t>
       </w:r>
       <w:r>
         <w:rPr>
-          <w:rFonts w:ascii="Garamond" w:hAnsi="Garamond"/>
-          <w:color w:val="FF0000"/>
-        </w:rPr>
-        <w:t>c</w:t>
-      </w:r>
-      <w:r>
-        <w:rPr>
-          <w:rFonts w:ascii="Garamond" w:hAnsi="Garamond"/>
+          <w:rFonts w:ascii="Brill" w:hAnsi="Brill"/>
+          <w:color w:val="FF0000"/>
+        </w:rPr>
+        <w:t xml:space="preserve">cómo </w:t>
+      </w:r>
+      <w:r>
+        <w:rPr>
+          <w:rFonts w:ascii="Brill" w:hAnsi="Brill"/>
+          <w:color w:val="FF0000"/>
+        </w:rPr>
+        <w:t xml:space="preserve">pudo fincar santa </w:t>
+      </w:r>
+      <w:r>
+        <w:rPr>
+          <w:rFonts w:ascii="Brill" w:hAnsi="Brill"/>
+          <w:color w:val="FF0000"/>
+        </w:rPr>
+        <w:t xml:space="preserve">María </w:t>
+      </w:r>
+      <w:r>
+        <w:rPr>
+          <w:rFonts w:ascii="Brill" w:hAnsi="Brill"/>
+          <w:color w:val="FF0000"/>
+        </w:rPr>
+        <w:t xml:space="preserve">virgen </w:t>
+      </w:r>
+      <w:r>
+        <w:rPr>
+          <w:rFonts w:ascii="Brill" w:hAnsi="Brill"/>
+          <w:color w:val="FF0000"/>
+        </w:rPr>
+        <w:t xml:space="preserve">después </w:t>
+      </w:r>
+      <w:r>
+        <w:rPr>
+          <w:rFonts w:ascii="Brill" w:hAnsi="Brill"/>
+          <w:color w:val="FF0000"/>
+        </w:rPr>
+        <w:t xml:space="preserve">que </w:t>
+      </w:r>
+      <w:r>
+        <w:rPr>
+          <w:rFonts w:ascii="Brill" w:hAnsi="Brill"/>
+          <w:color w:val="FF0000"/>
+          <w:lang w:val="es-ES"/>
+        </w:rPr>
+        <w:t>N</w:t>
+      </w:r>
+      <w:r>
+        <w:rPr>
+          <w:rFonts w:ascii="Brill" w:hAnsi="Brill"/>
+          <w:color w:val="FF0000"/>
+        </w:rPr>
+        <w:t xml:space="preserve">uestro </w:t>
+      </w:r>
+      <w:r>
+        <w:rPr>
+          <w:rFonts w:ascii="Brill" w:hAnsi="Brill"/>
+          <w:color w:val="FF0000"/>
+          <w:lang w:val="es-ES"/>
+        </w:rPr>
+        <w:t>S</w:t>
+      </w:r>
+      <w:r>
+        <w:rPr>
+          <w:rFonts w:ascii="Brill" w:hAnsi="Brill"/>
+          <w:color w:val="FF0000"/>
+        </w:rPr>
+        <w:t>eñor</w:t>
+      </w:r>
+      <w:r>
+        <w:rPr>
+          <w:rFonts w:ascii="Brill" w:hAnsi="Brill"/>
+          <w:color w:val="FF0000"/>
+        </w:rPr>
+        <w:t xml:space="preserve"> naci</w:t>
+      </w:r>
+      <w:r>
+        <w:rPr>
+          <w:rFonts w:ascii="Brill" w:hAnsi="Brill"/>
           <w:color w:val="FF0000"/>
         </w:rPr>
         <w:t>ó</w:t>
       </w:r>
       <w:r>
         <w:rPr>
-          <w:rFonts w:ascii="Garamond" w:hAnsi="Garamond"/>
-          <w:color w:val="FF0000"/>
-        </w:rPr>
-        <w:t xml:space="preserve">mo </w:t>
-      </w:r>
-      <w:r>
-        <w:rPr>
-          <w:rFonts w:ascii="Garamond" w:hAnsi="Garamond"/>
-          <w:color w:val="FF0000"/>
-        </w:rPr>
-        <w:t xml:space="preserve">pudo fincar santa </w:t>
-      </w:r>
-      <w:r>
-        <w:rPr>
-          <w:rFonts w:ascii="Garamond" w:hAnsi="Garamond"/>
-          <w:color w:val="FF0000"/>
-        </w:rPr>
-        <w:t>Mar</w:t>
-      </w:r>
-      <w:r>
-        <w:rPr>
-          <w:rFonts w:ascii="Garamond" w:hAnsi="Garamond"/>
-          <w:color w:val="FF0000"/>
-        </w:rPr>
-        <w:t>í</w:t>
-      </w:r>
-      <w:r>
-        <w:rPr>
-          <w:rFonts w:ascii="Garamond" w:hAnsi="Garamond"/>
-          <w:color w:val="FF0000"/>
-        </w:rPr>
-        <w:t xml:space="preserve">a </w:t>
-      </w:r>
-      <w:r>
-        <w:rPr>
-          <w:rFonts w:ascii="Garamond" w:hAnsi="Garamond"/>
-          <w:color w:val="FF0000"/>
-        </w:rPr>
-        <w:t xml:space="preserve">virgen </w:t>
-      </w:r>
-      <w:r>
-        <w:rPr>
-          <w:rFonts w:ascii="Garamond" w:hAnsi="Garamond"/>
-          <w:color w:val="FF0000"/>
-        </w:rPr>
-        <w:t>despu</w:t>
-      </w:r>
-      <w:r>
-        <w:rPr>
-          <w:rFonts w:ascii="Garamond" w:hAnsi="Garamond"/>
-          <w:color w:val="FF0000"/>
-        </w:rPr>
-        <w:t>é</w:t>
-      </w:r>
-      <w:r>
-        <w:rPr>
-          <w:rFonts w:ascii="Garamond" w:hAnsi="Garamond"/>
-          <w:color w:val="FF0000"/>
-        </w:rPr>
-        <w:t xml:space="preserve">s </w:t>
-      </w:r>
-      <w:r>
-        <w:rPr>
-          <w:rFonts w:ascii="Garamond" w:hAnsi="Garamond"/>
-          <w:color w:val="FF0000"/>
-        </w:rPr>
-        <w:t xml:space="preserve">que </w:t>
-      </w:r>
-      <w:r>
-        <w:rPr>
-          <w:rFonts w:ascii="Garamond" w:hAnsi="Garamond"/>
-          <w:color w:val="FF0000"/>
-          <w:lang w:val="es-ES"/>
-        </w:rPr>
-        <w:t>N</w:t>
-      </w:r>
-      <w:r>
-        <w:rPr>
-          <w:rFonts w:ascii="Garamond" w:hAnsi="Garamond"/>
-          <w:color w:val="FF0000"/>
-        </w:rPr>
-        <w:t xml:space="preserve">uestro </w:t>
-      </w:r>
-      <w:r>
-        <w:rPr>
-          <w:rFonts w:ascii="Garamond" w:hAnsi="Garamond"/>
-          <w:color w:val="FF0000"/>
-          <w:lang w:val="es-ES"/>
-        </w:rPr>
-        <w:t>S</w:t>
-      </w:r>
-      <w:r>
-        <w:rPr>
-          <w:rFonts w:ascii="Garamond" w:hAnsi="Garamond"/>
-          <w:color w:val="FF0000"/>
-        </w:rPr>
-        <w:t>eñor</w:t>
-      </w:r>
-      <w:r>
-        <w:rPr>
-          <w:rFonts w:ascii="Garamond" w:hAnsi="Garamond"/>
-          <w:color w:val="FF0000"/>
-        </w:rPr>
-        <w:t xml:space="preserve"> naci</w:t>
-      </w:r>
-      <w:r>
-        <w:rPr>
-          <w:rFonts w:ascii="Garamond" w:hAnsi="Garamond"/>
-          <w:color w:val="FF0000"/>
-        </w:rPr>
-        <w:t>ó</w:t>
-      </w:r>
-      <w:r>
-        <w:rPr>
-          <w:rFonts w:ascii="Garamond" w:hAnsi="Garamond"/>
+          <w:rFonts w:ascii="Brill" w:hAnsi="Brill"/>
           <w:color w:val="FF0000"/>
         </w:rPr>
         <w:t xml:space="preserve"> d</w:t>
       </w:r>
       <w:r>
         <w:rPr>
-          <w:rFonts w:ascii="Garamond" w:hAnsi="Garamond"/>
+          <w:rFonts w:ascii="Brill" w:hAnsi="Brill"/>
           <w:color w:val="FF0000"/>
           <w:lang w:val="es-ES"/>
         </w:rPr>
@@ -1004,7 +806,7 @@
       </w:r>
       <w:r>
         <w:rPr>
-          <w:rFonts w:ascii="Garamond" w:hAnsi="Garamond"/>
+          <w:rFonts w:ascii="Brill" w:hAnsi="Brill"/>
           <w:color w:val="FF0000"/>
         </w:rPr>
         <w:t>ella</w:t>
@@ -1013,54 +815,33 @@
     <w:p>
       <w:pPr>
         <w:rPr>
-          <w:rFonts w:ascii="Garamond" w:hAnsi="Garamond"/>
+          <w:rFonts w:ascii="Brill" w:hAnsi="Brill"/>
           <w:color w:val="FF0000"/>
         </w:rPr>
       </w:pPr>
       <w:r>
         <w:rPr>
-          <w:rFonts w:ascii="Garamond" w:hAnsi="Garamond"/>
+          <w:rFonts w:ascii="Brill" w:hAnsi="Brill"/>
         </w:rPr>
         <w:t>E: 81v</w:t>
       </w:r>
       <w:r>
         <w:rPr>
-          <w:rFonts w:ascii="Garamond" w:hAnsi="Garamond"/>
+          <w:rFonts w:ascii="Brill" w:hAnsi="Brill"/>
           <w:color w:val="FF0000"/>
         </w:rPr>
         <w:t xml:space="preserve"> </w:t>
       </w:r>
       <w:r>
         <w:rPr>
-          <w:rFonts w:ascii="Garamond" w:hAnsi="Garamond"/>
-          <w:color w:val="FF0000"/>
-        </w:rPr>
-        <w:t>Cap</w:t>
-      </w:r>
-      <w:r>
-        <w:rPr>
-          <w:rFonts w:ascii="Garamond" w:hAnsi="Garamond"/>
-          <w:color w:val="FF0000"/>
-        </w:rPr>
-        <w:t>í</w:t>
-      </w:r>
-      <w:r>
-        <w:rPr>
-          <w:rFonts w:ascii="Garamond" w:hAnsi="Garamond"/>
-          <w:color w:val="FF0000"/>
-        </w:rPr>
-        <w:t>tulo</w:t>
-      </w:r>
-      <w:r>
-        <w:rPr>
-          <w:rFonts w:ascii="Garamond" w:hAnsi="Garamond"/>
-          <w:color w:val="FF0000"/>
-        </w:rPr>
-        <w:t xml:space="preserve"> </w:t>
-      </w:r>
-      <w:r>
-        <w:rPr>
-          <w:rFonts w:ascii="Garamond" w:hAnsi="Garamond"/>
+          <w:rFonts w:ascii="Brill" w:hAnsi="Brill"/>
+          <w:color w:val="FF0000"/>
+        </w:rPr>
+        <w:t xml:space="preserve">Capítulo </w:t>
+      </w:r>
+      <w:r>
+        <w:rPr>
+          <w:rFonts w:ascii="Brill" w:hAnsi="Brill"/>
           <w:smallCaps/>
           <w:color w:val="FF0000"/>
         </w:rPr>
@@ -1068,7 +849,7 @@
       </w:r>
       <w:r>
         <w:rPr>
-          <w:rFonts w:ascii="Garamond" w:hAnsi="Garamond"/>
+          <w:rFonts w:ascii="Brill" w:hAnsi="Brill"/>
           <w:color w:val="FF0000"/>
           <w:lang w:val="es-ES"/>
         </w:rPr>
@@ -1076,149 +857,107 @@
       </w:r>
       <w:r>
         <w:rPr>
-          <w:rFonts w:ascii="Garamond" w:hAnsi="Garamond"/>
+          <w:rFonts w:ascii="Brill" w:hAnsi="Brill"/>
           <w:color w:val="FF0000"/>
         </w:rPr>
         <w:t xml:space="preserve">emanda </w:t>
       </w:r>
       <w:r>
         <w:rPr>
-          <w:rFonts w:ascii="Garamond" w:hAnsi="Garamond"/>
-          <w:color w:val="FF0000"/>
-        </w:rPr>
-        <w:t>c</w:t>
-      </w:r>
-      <w:r>
-        <w:rPr>
-          <w:rFonts w:ascii="Garamond" w:hAnsi="Garamond"/>
+          <w:rFonts w:ascii="Brill" w:hAnsi="Brill"/>
+          <w:color w:val="FF0000"/>
+        </w:rPr>
+        <w:t xml:space="preserve">cómo </w:t>
+      </w:r>
+      <w:r>
+        <w:rPr>
+          <w:rFonts w:ascii="Brill" w:hAnsi="Brill"/>
+          <w:color w:val="FF0000"/>
+        </w:rPr>
+        <w:t xml:space="preserve">pudo santa </w:t>
+      </w:r>
+      <w:r>
+        <w:rPr>
+          <w:rFonts w:ascii="Brill" w:hAnsi="Brill"/>
+          <w:color w:val="FF0000"/>
+        </w:rPr>
+        <w:t xml:space="preserve">María </w:t>
+      </w:r>
+      <w:r>
+        <w:rPr>
+          <w:rFonts w:ascii="Brill" w:hAnsi="Brill"/>
+          <w:color w:val="FF0000"/>
+        </w:rPr>
+        <w:t xml:space="preserve">virgen </w:t>
+      </w:r>
+      <w:r>
+        <w:rPr>
+          <w:rFonts w:ascii="Brill" w:hAnsi="Brill"/>
+          <w:color w:val="FF0000"/>
+        </w:rPr>
+        <w:t xml:space="preserve">después </w:t>
+      </w:r>
+      <w:r>
+        <w:rPr>
+          <w:rFonts w:ascii="Brill" w:hAnsi="Brill"/>
+          <w:color w:val="FF0000"/>
+        </w:rPr>
+        <w:t xml:space="preserve">que el </w:t>
+      </w:r>
+      <w:r>
+        <w:rPr>
+          <w:rFonts w:ascii="Brill" w:hAnsi="Brill"/>
+          <w:color w:val="FF0000"/>
+          <w:lang w:val="es-ES"/>
+        </w:rPr>
+        <w:t>N</w:t>
+      </w:r>
+      <w:r>
+        <w:rPr>
+          <w:rFonts w:ascii="Brill" w:hAnsi="Brill"/>
+          <w:color w:val="FF0000"/>
+        </w:rPr>
+        <w:t xml:space="preserve">uestro </w:t>
+      </w:r>
+      <w:r>
+        <w:rPr>
+          <w:rFonts w:ascii="Brill" w:hAnsi="Brill"/>
+          <w:color w:val="FF0000"/>
+          <w:lang w:val="es-ES"/>
+        </w:rPr>
+        <w:t>S</w:t>
+      </w:r>
+      <w:r>
+        <w:rPr>
+          <w:rFonts w:ascii="Brill" w:hAnsi="Brill"/>
+          <w:color w:val="FF0000"/>
+        </w:rPr>
+        <w:t>eñor</w:t>
+      </w:r>
+      <w:r>
+        <w:rPr>
+          <w:rFonts w:ascii="Brill" w:hAnsi="Brill"/>
+          <w:color w:val="FF0000"/>
+        </w:rPr>
+        <w:t xml:space="preserve"> naci</w:t>
+      </w:r>
+      <w:r>
+        <w:rPr>
+          <w:rFonts w:ascii="Brill" w:hAnsi="Brill"/>
           <w:color w:val="FF0000"/>
         </w:rPr>
         <w:t>ó</w:t>
       </w:r>
       <w:r>
         <w:rPr>
-          <w:rFonts w:ascii="Garamond" w:hAnsi="Garamond"/>
-          <w:color w:val="FF0000"/>
-        </w:rPr>
-        <w:t xml:space="preserve">mo </w:t>
-      </w:r>
-      <w:r>
-        <w:rPr>
-          <w:rFonts w:ascii="Garamond" w:hAnsi="Garamond"/>
-          <w:color w:val="FF0000"/>
-        </w:rPr>
-        <w:t xml:space="preserve">pudo santa </w:t>
-      </w:r>
-      <w:r>
-        <w:rPr>
-          <w:rFonts w:ascii="Garamond" w:hAnsi="Garamond"/>
-          <w:color w:val="FF0000"/>
-        </w:rPr>
-        <w:t>Mar</w:t>
-      </w:r>
-      <w:r>
-        <w:rPr>
-          <w:rFonts w:ascii="Garamond" w:hAnsi="Garamond"/>
-          <w:color w:val="FF0000"/>
-        </w:rPr>
-        <w:t>í</w:t>
-      </w:r>
-      <w:r>
-        <w:rPr>
-          <w:rFonts w:ascii="Garamond" w:hAnsi="Garamond"/>
-          <w:color w:val="FF0000"/>
-        </w:rPr>
-        <w:t xml:space="preserve">a </w:t>
-      </w:r>
-      <w:r>
-        <w:rPr>
-          <w:rFonts w:ascii="Garamond" w:hAnsi="Garamond"/>
-          <w:color w:val="FF0000"/>
-        </w:rPr>
-        <w:t xml:space="preserve">virgen </w:t>
-      </w:r>
-      <w:r>
-        <w:rPr>
-          <w:rFonts w:ascii="Garamond" w:hAnsi="Garamond"/>
-          <w:color w:val="FF0000"/>
-        </w:rPr>
-        <w:t>despu</w:t>
-      </w:r>
-      <w:r>
-        <w:rPr>
-          <w:rFonts w:ascii="Garamond" w:hAnsi="Garamond"/>
-          <w:color w:val="FF0000"/>
-        </w:rPr>
-        <w:t>é</w:t>
-      </w:r>
-      <w:r>
-        <w:rPr>
-          <w:rFonts w:ascii="Garamond" w:hAnsi="Garamond"/>
-          <w:color w:val="FF0000"/>
-        </w:rPr>
-        <w:t xml:space="preserve">s </w:t>
-      </w:r>
-      <w:r>
-        <w:rPr>
-          <w:rFonts w:ascii="Garamond" w:hAnsi="Garamond"/>
-          <w:color w:val="FF0000"/>
-        </w:rPr>
-        <w:t xml:space="preserve">que el </w:t>
-      </w:r>
-      <w:r>
-        <w:rPr>
-          <w:rFonts w:ascii="Garamond" w:hAnsi="Garamond"/>
-          <w:color w:val="FF0000"/>
-          <w:lang w:val="es-ES"/>
-        </w:rPr>
-        <w:t>N</w:t>
-      </w:r>
-      <w:r>
-        <w:rPr>
-          <w:rFonts w:ascii="Garamond" w:hAnsi="Garamond"/>
-          <w:color w:val="FF0000"/>
-        </w:rPr>
-        <w:t xml:space="preserve">uestro </w:t>
-      </w:r>
-      <w:r>
-        <w:rPr>
-          <w:rFonts w:ascii="Garamond" w:hAnsi="Garamond"/>
-          <w:color w:val="FF0000"/>
-          <w:lang w:val="es-ES"/>
-        </w:rPr>
-        <w:t>S</w:t>
-      </w:r>
-      <w:r>
-        <w:rPr>
-          <w:rFonts w:ascii="Garamond" w:hAnsi="Garamond"/>
-          <w:color w:val="FF0000"/>
-        </w:rPr>
-        <w:t>eñor</w:t>
-      </w:r>
-      <w:r>
-        <w:rPr>
-          <w:rFonts w:ascii="Garamond" w:hAnsi="Garamond"/>
-          <w:color w:val="FF0000"/>
-        </w:rPr>
-        <w:t xml:space="preserve"> naci</w:t>
-      </w:r>
-      <w:r>
-        <w:rPr>
-          <w:rFonts w:ascii="Garamond" w:hAnsi="Garamond"/>
-          <w:color w:val="FF0000"/>
-        </w:rPr>
-        <w:t>ó</w:t>
-      </w:r>
-      <w:r>
-        <w:rPr>
-          <w:rFonts w:ascii="Garamond" w:hAnsi="Garamond"/>
+          <w:rFonts w:ascii="Brill" w:hAnsi="Brill"/>
           <w:color w:val="FF0000"/>
         </w:rPr>
         <w:t xml:space="preserve"> d</w:t>
       </w:r>
       <w:r>
         <w:rPr>
-          <w:rFonts w:ascii="Garamond" w:hAnsi="Garamond"/>
+          <w:rFonts w:ascii="Brill" w:hAnsi="Brill"/>
           <w:color w:val="FF0000"/>
           <w:lang w:val="es-ES"/>
         </w:rPr>
@@ -1226,7 +965,7 @@
       </w:r>
       <w:r>
         <w:rPr>
-          <w:rFonts w:ascii="Garamond" w:hAnsi="Garamond"/>
+          <w:rFonts w:ascii="Brill" w:hAnsi="Brill"/>
           <w:color w:val="FF0000"/>
         </w:rPr>
         <w:t>ella</w:t>
@@ -1235,13 +974,13 @@
     <w:p>
       <w:pPr>
         <w:rPr>
-          <w:rFonts w:ascii="Garamond" w:hAnsi="Garamond"/>
+          <w:rFonts w:ascii="Brill" w:hAnsi="Brill"/>
           <w:color w:val="FF0000"/>
         </w:rPr>
       </w:pPr>
       <w:r>
         <w:rPr>
-          <w:rFonts w:ascii="Garamond" w:eastAsia="Aptos" w:hAnsi="Garamond" w:cs="Times New Roman (Corps CS)"/>
+          <w:rFonts w:ascii="Brill" w:eastAsia="Aptos" w:hAnsi="Brill" w:cs="Times New Roman (Corps CS)"/>
           <w:kern w:val="2"/>
           <w:lang w:val="fr-FR"/>
           <w14:ligatures w14:val="standardContextual"/>
@@ -1250,7 +989,7 @@
       </w:r>
       <w:r>
         <w:rPr>
-          <w:rFonts w:ascii="Garamond" w:eastAsia="Aptos" w:hAnsi="Garamond" w:cs="Times New Roman (Corps CS)"/>
+          <w:rFonts w:ascii="Brill" w:eastAsia="Aptos" w:hAnsi="Brill" w:cs="Times New Roman (Corps CS)"/>
           <w:color w:val="FF0000"/>
           <w:kern w:val="2"/>
           <w:lang w:val="fr-FR"/>
@@ -1260,7 +999,7 @@
       </w:r>
       <w:r>
         <w:rPr>
-          <w:rFonts w:ascii="Garamond" w:eastAsia="Aptos" w:hAnsi="Garamond" w:cs="Times New Roman (Corps CS)"/>
+          <w:rFonts w:ascii="Brill" w:eastAsia="Aptos" w:hAnsi="Brill" w:cs="Times New Roman (Corps CS)"/>
           <w:smallCaps/>
           <w:color w:val="FF0000"/>
           <w:kern w:val="2"/>
@@ -1271,7 +1010,7 @@
       </w:r>
       <w:r>
         <w:rPr>
-          <w:rFonts w:ascii="Garamond" w:eastAsia="Aptos" w:hAnsi="Garamond" w:cs="Times New Roman (Corps CS)"/>
+          <w:rFonts w:ascii="Brill" w:eastAsia="Aptos" w:hAnsi="Brill" w:cs="Times New Roman (Corps CS)"/>
           <w:color w:val="FF0000"/>
           <w:kern w:val="2"/>
           <w:lang w:val="fr-FR"/>
@@ -1283,25 +1022,25 @@
     <w:p>
       <w:pPr>
         <w:rPr>
-          <w:rFonts w:ascii="Garamond" w:hAnsi="Garamond"/>
+          <w:rFonts w:ascii="Brill" w:hAnsi="Brill"/>
         </w:rPr>
       </w:pPr>
       <w:r>
         <w:rPr>
-          <w:rFonts w:ascii="Garamond" w:hAnsi="Garamond"/>
+          <w:rFonts w:ascii="Brill" w:hAnsi="Brill"/>
           <w:lang w:val="es-ES"/>
         </w:rPr>
         <w:t xml:space="preserve">G: </w:t>
       </w:r>
       <w:r>
         <w:rPr>
-          <w:rFonts w:ascii="Garamond" w:hAnsi="Garamond"/>
+          <w:rFonts w:ascii="Brill" w:hAnsi="Brill"/>
         </w:rPr>
         <w:t>71v</w:t>
       </w:r>
       <w:r>
         <w:rPr>
-          <w:rFonts w:ascii="Garamond" w:hAnsi="Garamond"/>
+          <w:rFonts w:ascii="Brill" w:hAnsi="Brill"/>
           <w:color w:val="FF0000"/>
           <w:lang w:val="es-ES"/>
         </w:rPr>
@@ -1309,70 +1048,42 @@
       </w:r>
       <w:r>
         <w:rPr>
-          <w:rFonts w:ascii="Garamond" w:hAnsi="Garamond"/>
+          <w:rFonts w:ascii="Brill" w:hAnsi="Brill"/>
           <w:color w:val="FF0000"/>
         </w:rPr>
         <w:t xml:space="preserve">Pregunta de </w:t>
       </w:r>
       <w:r>
         <w:rPr>
-          <w:rFonts w:ascii="Garamond" w:hAnsi="Garamond"/>
-          <w:color w:val="FF0000"/>
-        </w:rPr>
-        <w:t>c</w:t>
-      </w:r>
-      <w:r>
-        <w:rPr>
-          <w:rFonts w:ascii="Garamond" w:hAnsi="Garamond"/>
-          <w:color w:val="FF0000"/>
-        </w:rPr>
-        <w:t>ó</w:t>
-      </w:r>
-      <w:r>
-        <w:rPr>
-          <w:rFonts w:ascii="Garamond" w:hAnsi="Garamond"/>
-          <w:color w:val="FF0000"/>
-        </w:rPr>
-        <w:t xml:space="preserve">mo </w:t>
-      </w:r>
-      <w:r>
-        <w:rPr>
-          <w:rFonts w:ascii="Garamond" w:hAnsi="Garamond"/>
+          <w:rFonts w:ascii="Brill" w:hAnsi="Brill"/>
+          <w:color w:val="FF0000"/>
+        </w:rPr>
+        <w:t xml:space="preserve">cómo </w:t>
+      </w:r>
+      <w:r>
+        <w:rPr>
+          <w:rFonts w:ascii="Brill" w:hAnsi="Brill"/>
           <w:color w:val="FF0000"/>
         </w:rPr>
         <w:t xml:space="preserve">finco santa </w:t>
       </w:r>
       <w:r>
         <w:rPr>
-          <w:rFonts w:ascii="Garamond" w:hAnsi="Garamond"/>
-          <w:color w:val="FF0000"/>
-        </w:rPr>
-        <w:t>Mar</w:t>
-      </w:r>
-      <w:r>
-        <w:rPr>
-          <w:rFonts w:ascii="Garamond" w:hAnsi="Garamond"/>
-          <w:color w:val="FF0000"/>
-        </w:rPr>
-        <w:t>í</w:t>
-      </w:r>
-      <w:r>
-        <w:rPr>
-          <w:rFonts w:ascii="Garamond" w:hAnsi="Garamond"/>
-          <w:color w:val="FF0000"/>
-        </w:rPr>
-        <w:t xml:space="preserve">a </w:t>
-      </w:r>
-      <w:r>
-        <w:rPr>
-          <w:rFonts w:ascii="Garamond" w:hAnsi="Garamond"/>
+          <w:rFonts w:ascii="Brill" w:hAnsi="Brill"/>
+          <w:color w:val="FF0000"/>
+        </w:rPr>
+        <w:t xml:space="preserve">María </w:t>
+      </w:r>
+      <w:r>
+        <w:rPr>
+          <w:rFonts w:ascii="Brill" w:hAnsi="Brill"/>
           <w:color w:val="FF0000"/>
         </w:rPr>
         <w:t>virgen desque pari</w:t>
       </w:r>
       <w:r>
         <w:rPr>
-          <w:rFonts w:ascii="Garamond" w:hAnsi="Garamond"/>
+          <w:rFonts w:ascii="Brill" w:hAnsi="Brill"/>
           <w:color w:val="FF0000"/>
         </w:rPr>
         <w:t>ó</w:t>
@@ -1381,94 +1092,73 @@
     <w:p>
       <w:pPr>
         <w:rPr>
-          <w:rFonts w:ascii="Garamond" w:hAnsi="Garamond"/>
+          <w:rFonts w:ascii="Brill" w:hAnsi="Brill"/>
           <w:color w:val="FF0000"/>
           <w:lang w:val="es-ES"/>
         </w:rPr>
       </w:pPr>
       <w:r>
         <w:rPr>
-          <w:rFonts w:ascii="Garamond" w:hAnsi="Garamond"/>
+          <w:rFonts w:ascii="Brill" w:hAnsi="Brill"/>
           <w:lang w:val="es-ES"/>
         </w:rPr>
         <w:t xml:space="preserve">H: </w:t>
       </w:r>
       <w:r>
         <w:rPr>
-          <w:rFonts w:ascii="Garamond" w:hAnsi="Garamond"/>
+          <w:rFonts w:ascii="Brill" w:hAnsi="Brill"/>
         </w:rPr>
         <w:t>20v</w:t>
       </w:r>
       <w:r>
         <w:rPr>
-          <w:rFonts w:ascii="Garamond" w:hAnsi="Garamond"/>
+          <w:rFonts w:ascii="Brill" w:hAnsi="Brill"/>
           <w:color w:val="FF0000"/>
         </w:rPr>
         <w:t xml:space="preserve"> </w:t>
       </w:r>
       <w:r>
         <w:rPr>
-          <w:rFonts w:ascii="Garamond" w:hAnsi="Garamond"/>
-          <w:color w:val="FF0000"/>
-        </w:rPr>
-        <w:t>Cap</w:t>
-      </w:r>
-      <w:r>
-        <w:rPr>
-          <w:rFonts w:ascii="Garamond" w:hAnsi="Garamond"/>
-          <w:color w:val="FF0000"/>
-        </w:rPr>
-        <w:t>í</w:t>
-      </w:r>
-      <w:r>
-        <w:rPr>
-          <w:rFonts w:ascii="Garamond" w:hAnsi="Garamond"/>
-          <w:color w:val="FF0000"/>
-        </w:rPr>
-        <w:t>tulo</w:t>
-      </w:r>
-      <w:r>
-        <w:rPr>
-          <w:rFonts w:ascii="Garamond" w:hAnsi="Garamond"/>
+          <w:rFonts w:ascii="Brill" w:hAnsi="Brill"/>
+          <w:color w:val="FF0000"/>
+        </w:rPr>
+        <w:t xml:space="preserve">Capítulo </w:t>
+      </w:r>
+      <w:r>
+        <w:rPr>
+          <w:rFonts w:ascii="Brill" w:hAnsi="Brill"/>
+          <w:smallCaps/>
+          <w:color w:val="FF0000"/>
+        </w:rPr>
+        <w:t>x</w:t>
+      </w:r>
+      <w:r>
+        <w:rPr>
+          <w:rFonts w:ascii="Brill" w:hAnsi="Brill"/>
+          <w:smallCaps/>
+          <w:color w:val="FF0000"/>
+          <w:lang w:val="es-ES"/>
+        </w:rPr>
+        <w:t>i</w:t>
+      </w:r>
+      <w:r>
+        <w:rPr>
+          <w:rFonts w:ascii="Brill" w:hAnsi="Brill"/>
+          <w:color w:val="FF0000"/>
+          <w:lang w:val="es-ES"/>
+        </w:rPr>
+        <w:t>.</w:t>
+      </w:r>
+      <w:r>
+        <w:rPr>
+          <w:rFonts w:ascii="Brill" w:hAnsi="Brill"/>
           <w:color w:val="FF0000"/>
         </w:rPr>
         <w:t xml:space="preserve"> </w:t>
       </w:r>
       <w:r>
         <w:rPr>
-          <w:rFonts w:ascii="Garamond" w:hAnsi="Garamond"/>
-          <w:smallCaps/>
-          <w:color w:val="FF0000"/>
-        </w:rPr>
-        <w:t>x</w:t>
-      </w:r>
-      <w:r>
-        <w:rPr>
-          <w:rFonts w:ascii="Garamond" w:hAnsi="Garamond"/>
-          <w:smallCaps/>
-          <w:color w:val="FF0000"/>
-          <w:lang w:val="es-ES"/>
-        </w:rPr>
-        <w:t>i</w:t>
-      </w:r>
-      <w:r>
-        <w:rPr>
-          <w:rFonts w:ascii="Garamond" w:hAnsi="Garamond"/>
-          <w:color w:val="FF0000"/>
-          <w:lang w:val="es-ES"/>
-        </w:rPr>
-        <w:t>.</w:t>
-      </w:r>
-      <w:r>
-        <w:rPr>
-          <w:rFonts w:ascii="Garamond" w:hAnsi="Garamond"/>
-          <w:color w:val="FF0000"/>
-        </w:rPr>
-        <w:t xml:space="preserve"> </w:t>
-      </w:r>
-      <w:r>
-        <w:rPr>
-          <w:rFonts w:ascii="Garamond" w:hAnsi="Garamond"/>
+          <w:rFonts w:ascii="Brill" w:hAnsi="Brill"/>
           <w:color w:val="FF0000"/>
           <w:lang w:val="es-ES"/>
         </w:rPr>
@@ -1476,42 +1166,14 @@
       </w:r>
       <w:r>
         <w:rPr>
-          <w:rFonts w:ascii="Garamond" w:hAnsi="Garamond"/>
-          <w:color w:val="FF0000"/>
-        </w:rPr>
-        <w:t>mo pudo santa Mar</w:t>
-      </w:r>
-      <w:r>
-        <w:rPr>
-          <w:rFonts w:ascii="Garamond" w:hAnsi="Garamond"/>
-          <w:color w:val="FF0000"/>
-        </w:rPr>
-        <w:t>í</w:t>
-      </w:r>
-      <w:r>
-        <w:rPr>
-          <w:rFonts w:ascii="Garamond" w:hAnsi="Garamond"/>
-          <w:color w:val="FF0000"/>
-        </w:rPr>
-        <w:t>a fincar virgen despu</w:t>
-      </w:r>
-      <w:r>
-        <w:rPr>
-          <w:rFonts w:ascii="Garamond" w:hAnsi="Garamond"/>
-          <w:color w:val="FF0000"/>
-        </w:rPr>
-        <w:t>é</w:t>
-      </w:r>
-      <w:r>
-        <w:rPr>
-          <w:rFonts w:ascii="Garamond" w:hAnsi="Garamond"/>
-          <w:color w:val="FF0000"/>
-        </w:rPr>
-        <w:t>s del parto</w:t>
-      </w:r>
-      <w:r>
-        <w:rPr>
-          <w:rFonts w:ascii="Garamond" w:hAnsi="Garamond"/>
+          <w:rFonts w:ascii="Brill" w:hAnsi="Brill"/>
+          <w:color w:val="FF0000"/>
+        </w:rPr>
+        <w:t>mo pudo santa María fincar virgen después del parto</w:t>
+      </w:r>
+      <w:r>
+        <w:rPr>
+          <w:rFonts w:ascii="Brill" w:hAnsi="Brill"/>
           <w:color w:val="FF0000"/>
           <w:lang w:val="es-ES"/>
         </w:rPr>
@@ -1521,7 +1183,7 @@
     <w:p>
       <w:pPr>
         <w:rPr>
-          <w:rFonts w:ascii="Garamond" w:hAnsi="Garamond" w:cs="Times New Roman (Corps CS)"/>
+          <w:rFonts w:ascii="Brill" w:hAnsi="Brill" w:cs="Times New Roman (Corps CS)"/>
           <w:color w:val="FF0000"/>
           <w:kern w:val="2"/>
           <w14:ligatures w14:val="standardContextual"/>
@@ -1529,7 +1191,7 @@
       </w:pPr>
       <w:r>
         <w:rPr>
-          <w:rFonts w:ascii="Garamond" w:hAnsi="Garamond" w:cs="Times New Roman (Corps CS)"/>
+          <w:rFonts w:ascii="Brill" w:hAnsi="Brill" w:cs="Times New Roman (Corps CS)"/>
           <w:kern w:val="2"/>
           <w:lang w:val="es-ES"/>
           <w14:ligatures w14:val="standardContextual"/>
@@ -1538,7 +1200,7 @@
       </w:r>
       <w:r>
         <w:rPr>
-          <w:rFonts w:ascii="Garamond" w:hAnsi="Garamond" w:cs="Times New Roman (Corps CS)"/>
+          <w:rFonts w:ascii="Brill" w:hAnsi="Brill" w:cs="Times New Roman (Corps CS)"/>
           <w:color w:val="FF0000"/>
           <w:kern w:val="2"/>
           <w:lang w:val="es-ES"/>
@@ -1548,7 +1210,7 @@
       </w:r>
       <w:r>
         <w:rPr>
-          <w:rFonts w:ascii="Garamond" w:hAnsi="Garamond" w:cs="Times New Roman (Corps CS)"/>
+          <w:rFonts w:ascii="Brill" w:hAnsi="Brill" w:cs="Times New Roman (Corps CS)"/>
           <w:color w:val="FF0000"/>
           <w:kern w:val="2"/>
           <w14:ligatures w14:val="standardContextual"/>
@@ -1557,7 +1219,7 @@
       </w:r>
       <w:r>
         <w:rPr>
-          <w:rFonts w:ascii="Garamond" w:hAnsi="Garamond" w:cs="Times New Roman (Corps CS)"/>
+          <w:rFonts w:ascii="Brill" w:hAnsi="Brill" w:cs="Times New Roman (Corps CS)"/>
           <w:color w:val="FF0000"/>
           <w:kern w:val="2"/>
           <w:lang w:val="es-ES"/>
@@ -1567,7 +1229,7 @@
       </w:r>
       <w:r>
         <w:rPr>
-          <w:rFonts w:ascii="Garamond" w:hAnsi="Garamond" w:cs="Times New Roman (Corps CS)"/>
+          <w:rFonts w:ascii="Brill" w:hAnsi="Brill" w:cs="Times New Roman (Corps CS)"/>
           <w:color w:val="FF0000"/>
           <w:kern w:val="2"/>
           <w14:ligatures w14:val="standardContextual"/>
@@ -1576,7 +1238,7 @@
       </w:r>
       <w:r>
         <w:rPr>
-          <w:rFonts w:ascii="Garamond" w:hAnsi="Garamond" w:cs="Times New Roman (Corps CS)"/>
+          <w:rFonts w:ascii="Brill" w:hAnsi="Brill" w:cs="Times New Roman (Corps CS)"/>
           <w:color w:val="FF0000"/>
           <w:kern w:val="2"/>
           <w:lang w:val="es-ES"/>
@@ -1586,7 +1248,7 @@
       </w:r>
       <w:r>
         <w:rPr>
-          <w:rFonts w:ascii="Garamond" w:hAnsi="Garamond" w:cs="Times New Roman (Corps CS)"/>
+          <w:rFonts w:ascii="Brill" w:hAnsi="Brill" w:cs="Times New Roman (Corps CS)"/>
           <w:color w:val="FF0000"/>
           <w:kern w:val="2"/>
           <w14:ligatures w14:val="standardContextual"/>
@@ -1595,7 +1257,7 @@
       </w:r>
       <w:r>
         <w:rPr>
-          <w:rFonts w:ascii="Garamond" w:hAnsi="Garamond" w:cs="Times New Roman (Corps CS)"/>
+          <w:rFonts w:ascii="Brill" w:hAnsi="Brill" w:cs="Times New Roman (Corps CS)"/>
           <w:color w:val="FF0000"/>
           <w:kern w:val="2"/>
           <w:lang w:val="es-ES"/>
@@ -1605,7 +1267,7 @@
       </w:r>
       <w:r>
         <w:rPr>
-          <w:rFonts w:ascii="Garamond" w:hAnsi="Garamond" w:cs="Times New Roman (Corps CS)"/>
+          <w:rFonts w:ascii="Brill" w:hAnsi="Brill" w:cs="Times New Roman (Corps CS)"/>
           <w:color w:val="FF0000"/>
           <w:kern w:val="2"/>
           <w14:ligatures w14:val="standardContextual"/>
@@ -1614,7 +1276,7 @@
       </w:r>
       <w:r>
         <w:rPr>
-          <w:rFonts w:ascii="Garamond" w:hAnsi="Garamond" w:cs="Times New Roman (Corps CS)"/>
+          <w:rFonts w:ascii="Brill" w:hAnsi="Brill" w:cs="Times New Roman (Corps CS)"/>
           <w:color w:val="FF0000"/>
           <w:kern w:val="2"/>
           <w:lang w:val="es-ES"/>
@@ -1624,7 +1286,7 @@
       </w:r>
       <w:r>
         <w:rPr>
-          <w:rFonts w:ascii="Garamond" w:hAnsi="Garamond" w:cs="Times New Roman (Corps CS)"/>
+          <w:rFonts w:ascii="Brill" w:hAnsi="Brill" w:cs="Times New Roman (Corps CS)"/>
           <w:color w:val="FF0000"/>
           <w:kern w:val="2"/>
           <w14:ligatures w14:val="standardContextual"/>
@@ -1633,7 +1295,7 @@
       </w:r>
       <w:r>
         <w:rPr>
-          <w:rFonts w:ascii="Garamond" w:hAnsi="Garamond" w:cs="Times New Roman (Corps CS)"/>
+          <w:rFonts w:ascii="Brill" w:hAnsi="Brill" w:cs="Times New Roman (Corps CS)"/>
           <w:color w:val="FF0000"/>
           <w:kern w:val="2"/>
           <w:lang w:val="es-ES"/>
@@ -1643,7 +1305,7 @@
       </w:r>
       <w:r>
         <w:rPr>
-          <w:rFonts w:ascii="Garamond" w:hAnsi="Garamond" w:cs="Times New Roman (Corps CS)"/>
+          <w:rFonts w:ascii="Brill" w:hAnsi="Brill" w:cs="Times New Roman (Corps CS)"/>
           <w:color w:val="FF0000"/>
           <w:kern w:val="2"/>
           <w14:ligatures w14:val="standardContextual"/>
@@ -1652,7 +1314,7 @@
       </w:r>
       <w:r>
         <w:rPr>
-          <w:rFonts w:ascii="Garamond" w:hAnsi="Garamond" w:cs="Times New Roman (Corps CS)"/>
+          <w:rFonts w:ascii="Brill" w:hAnsi="Brill" w:cs="Times New Roman (Corps CS)"/>
           <w:color w:val="FF0000"/>
           <w:kern w:val="2"/>
           <w:lang w:val="es-ES"/>
@@ -1662,7 +1324,7 @@
       </w:r>
       <w:r>
         <w:rPr>
-          <w:rFonts w:ascii="Garamond" w:hAnsi="Garamond" w:cs="Times New Roman (Corps CS)"/>
+          <w:rFonts w:ascii="Brill" w:hAnsi="Brill" w:cs="Times New Roman (Corps CS)"/>
           <w:color w:val="FF0000"/>
           <w:kern w:val="2"/>
           <w14:ligatures w14:val="standardContextual"/>
@@ -1673,7 +1335,7 @@
     <w:p>
       <w:pPr>
         <w:rPr>
-          <w:rFonts w:ascii="Garamond" w:hAnsi="Garamond" w:cs="Times New Roman (Corps CS)"/>
+          <w:rFonts w:ascii="Brill" w:hAnsi="Brill" w:cs="Times New Roman (Corps CS)"/>
           <w:color w:val="FF0000"/>
           <w:kern w:val="2"/>
           <w14:ligatures w14:val="standardContextual"/>
@@ -1681,7 +1343,7 @@
       </w:pPr>
       <w:r>
         <w:rPr>
-          <w:rFonts w:ascii="Garamond" w:hAnsi="Garamond" w:cs="Times New Roman (Corps CS)"/>
+          <w:rFonts w:ascii="Brill" w:hAnsi="Brill" w:cs="Times New Roman (Corps CS)"/>
           <w:kern w:val="2"/>
           <w:lang w:val="es-ES"/>
           <w14:ligatures w14:val="standardContextual"/>
@@ -1690,7 +1352,7 @@
       </w:r>
       <w:r>
         <w:rPr>
-          <w:rFonts w:ascii="Garamond" w:hAnsi="Garamond" w:cs="Times New Roman (Corps CS)"/>
+          <w:rFonts w:ascii="Brill" w:hAnsi="Brill" w:cs="Times New Roman (Corps CS)"/>
           <w:kern w:val="2"/>
           <w14:ligatures w14:val="standardContextual"/>
         </w:rPr>
@@ -1698,7 +1360,7 @@
       </w:r>
       <w:r>
         <w:rPr>
-          <w:rFonts w:ascii="Garamond" w:hAnsi="Garamond" w:cs="Times New Roman (Corps CS)"/>
+          <w:rFonts w:ascii="Brill" w:hAnsi="Brill" w:cs="Times New Roman (Corps CS)"/>
           <w:color w:val="FF0000"/>
           <w:kern w:val="2"/>
           <w14:ligatures w14:val="standardContextual"/>
@@ -1707,7 +1369,7 @@
       </w:r>
       <w:r>
         <w:rPr>
-          <w:rFonts w:ascii="Garamond" w:hAnsi="Garamond" w:cs="Times New Roman (Corps CS)"/>
+          <w:rFonts w:ascii="Brill" w:hAnsi="Brill" w:cs="Times New Roman (Corps CS)"/>
           <w:color w:val="FF0000"/>
           <w:kern w:val="2"/>
           <w:lang w:val="es-ES"/>
@@ -1717,7 +1379,7 @@
       </w:r>
       <w:r>
         <w:rPr>
-          <w:rFonts w:ascii="Garamond" w:hAnsi="Garamond" w:cs="Times New Roman (Corps CS)"/>
+          <w:rFonts w:ascii="Brill" w:hAnsi="Brill" w:cs="Times New Roman (Corps CS)"/>
           <w:color w:val="FF0000"/>
           <w:kern w:val="2"/>
           <w14:ligatures w14:val="standardContextual"/>
@@ -1726,7 +1388,7 @@
       </w:r>
       <w:r>
         <w:rPr>
-          <w:rFonts w:ascii="Garamond" w:hAnsi="Garamond" w:cs="Times New Roman (Corps CS)"/>
+          <w:rFonts w:ascii="Brill" w:hAnsi="Brill" w:cs="Times New Roman (Corps CS)"/>
           <w:color w:val="FF0000"/>
           <w:kern w:val="2"/>
           <w:lang w:val="es-ES"/>
@@ -1736,7 +1398,7 @@
       </w:r>
       <w:r>
         <w:rPr>
-          <w:rFonts w:ascii="Garamond" w:hAnsi="Garamond" w:cs="Times New Roman (Corps CS)"/>
+          <w:rFonts w:ascii="Brill" w:hAnsi="Brill" w:cs="Times New Roman (Corps CS)"/>
           <w:color w:val="FF0000"/>
           <w:kern w:val="2"/>
           <w14:ligatures w14:val="standardContextual"/>
@@ -1745,7 +1407,7 @@
       </w:r>
       <w:r>
         <w:rPr>
-          <w:rFonts w:ascii="Garamond" w:hAnsi="Garamond" w:cs="Times New Roman (Corps CS)"/>
+          <w:rFonts w:ascii="Brill" w:hAnsi="Brill" w:cs="Times New Roman (Corps CS)"/>
           <w:color w:val="FF0000"/>
           <w:kern w:val="2"/>
           <w:lang w:val="es-ES"/>
@@ -1755,7 +1417,7 @@
       </w:r>
       <w:r>
         <w:rPr>
-          <w:rFonts w:ascii="Garamond" w:hAnsi="Garamond" w:cs="Times New Roman (Corps CS)"/>
+          <w:rFonts w:ascii="Brill" w:hAnsi="Brill" w:cs="Times New Roman (Corps CS)"/>
           <w:color w:val="FF0000"/>
           <w:kern w:val="2"/>
           <w14:ligatures w14:val="standardContextual"/>
@@ -1764,7 +1426,7 @@
       </w:r>
       <w:r>
         <w:rPr>
-          <w:rFonts w:ascii="Garamond" w:hAnsi="Garamond" w:cs="Times New Roman (Corps CS)"/>
+          <w:rFonts w:ascii="Brill" w:hAnsi="Brill" w:cs="Times New Roman (Corps CS)"/>
           <w:color w:val="FF0000"/>
           <w:kern w:val="2"/>
           <w:lang w:val="es-ES"/>
@@ -1774,7 +1436,7 @@
       </w:r>
       <w:r>
         <w:rPr>
-          <w:rFonts w:ascii="Garamond" w:hAnsi="Garamond" w:cs="Times New Roman (Corps CS)"/>
+          <w:rFonts w:ascii="Brill" w:hAnsi="Brill" w:cs="Times New Roman (Corps CS)"/>
           <w:color w:val="FF0000"/>
           <w:kern w:val="2"/>
           <w14:ligatures w14:val="standardContextual"/>
@@ -1783,7 +1445,7 @@
       </w:r>
       <w:r>
         <w:rPr>
-          <w:rFonts w:ascii="Garamond" w:hAnsi="Garamond" w:cs="Times New Roman (Corps CS)"/>
+          <w:rFonts w:ascii="Brill" w:hAnsi="Brill" w:cs="Times New Roman (Corps CS)"/>
           <w:color w:val="FF0000"/>
           <w:kern w:val="2"/>
           <w:lang w:val="es-ES"/>
@@ -1793,7 +1455,7 @@
       </w:r>
       <w:r>
         <w:rPr>
-          <w:rFonts w:ascii="Garamond" w:hAnsi="Garamond" w:cs="Times New Roman (Corps CS)"/>
+          <w:rFonts w:ascii="Brill" w:hAnsi="Brill" w:cs="Times New Roman (Corps CS)"/>
           <w:color w:val="FF0000"/>
           <w:kern w:val="2"/>
           <w14:ligatures w14:val="standardContextual"/>
@@ -1802,7 +1464,7 @@
       </w:r>
       <w:r>
         <w:rPr>
-          <w:rFonts w:ascii="Garamond" w:hAnsi="Garamond" w:cs="Times New Roman (Corps CS)"/>
+          <w:rFonts w:ascii="Brill" w:hAnsi="Brill" w:cs="Times New Roman (Corps CS)"/>
           <w:color w:val="FF0000"/>
           <w:kern w:val="2"/>
           <w:lang w:val="es-ES"/>
@@ -1812,7 +1474,7 @@
       </w:r>
       <w:r>
         <w:rPr>
-          <w:rFonts w:ascii="Garamond" w:hAnsi="Garamond" w:cs="Times New Roman (Corps CS)"/>
+          <w:rFonts w:ascii="Brill" w:hAnsi="Brill" w:cs="Times New Roman (Corps CS)"/>
           <w:color w:val="FF0000"/>
           <w:kern w:val="2"/>
           <w14:ligatures w14:val="standardContextual"/>
